--- a/docs/word/Series LLC Owners Manual - REVISED DRAFT.docx
+++ b/docs/word/Series LLC Owners Manual - REVISED DRAFT.docx
@@ -5131,7 +5131,7 @@
           <w:sz w:val="22"/>
           <w:szCs w:val="22"/>
         </w:rPr>
-        <w:t xml:space="preserve"> Every form except the single-owner member-managed one asks for a dollar figure: above it, no debt may be incurred and no guarantee given for anyone, without the owners' written consent. There is no default — you chose the number, and it is printed in your agreement. Set it where a borrowing would be big enough that you would want to be asked first.</w:t>
+        <w:t xml:space="preserve"> The multi-member forms ask for a dollar figure: above it, no debt may be incurred and no guarantee given for anyone, without the owners' written consent. There is no default — you chose the number, and it is printed in your agreement. Set it where a borrowing would be big enough that you would want to be asked first.</w:t>
       </w:r>
     </w:p>
     <w:p>

--- a/docs/word/Series LLC Owners Manual - REVISED DRAFT.docx
+++ b/docs/word/Series LLC Owners Manual - REVISED DRAFT.docx
@@ -15499,7 +15499,7 @@
           <w:sz w:val="22"/>
           <w:szCs w:val="22"/>
         </w:rPr>
-        <w:t xml:space="preserve">☐ Confirm which series (and that its exhibit's purpose covers it) → ☐ Approvals per agreement (multi-member: §5.4 as applicable) → ☐ Transfer document (deed / bill of sale / assignment) naming the series' full filed name → ☐ Consideration documented — price, payor, payee (if from you: recorded contribution; if from another silo: transfer memo + bank movement) → ☐ Re-title / record → ☐ Asset schedule + ledger updated → ☐ Insurance moved → ☐ Related contracts and deposits assigned.</w:t>
+        <w:t xml:space="preserve">☐ Confirm which series (and that its exhibit's purpose covers it) → ☐ Approvals per agreement (multi-member: §5.4 manager-managed, §5.5 member-managed, as applicable) → ☐ Transfer document (deed / bill of sale / assignment) naming the series' full filed name → ☐ Consideration documented — price, payor, payee (if from you: recorded contribution; if from another silo: transfer memo + bank movement) → ☐ Re-title / record → ☐ Asset schedule + ledger updated → ☐ Insurance moved → ☐ Related contracts and deposits assigned.</w:t>
       </w:r>
     </w:p>
     <w:p>
@@ -15931,7 +15931,7 @@
           <w:sz w:val="21"/>
           <w:szCs w:val="21"/>
         </w:rPr>
-        <w:t xml:space="preserve">Approvals (multi-member; §5.4(b)): ______</w:t>
+        <w:t xml:space="preserve">Approvals (multi-member; §5.4(b) manager-managed, §5.5(b) member-managed): ______</w:t>
       </w:r>
     </w:p>
     <w:p>

--- a/docs/word/Series LLC Owners Manual - REVISED DRAFT.docx
+++ b/docs/word/Series LLC Owners Manual - REVISED DRAFT.docx
@@ -13056,7 +13056,7 @@
           <w:sz w:val="22"/>
           <w:szCs w:val="22"/>
         </w:rPr>
-        <w:t xml:space="preserve"> Every form of the agreement lets each member register a transfer-on-death beneficiary — anyone the member chooses — on Exhibit A, using Florida's registration-in-beneficiary-form statute (ss. 711.50–711.512). At death the interest passes directly — no probate — and the beneficiary takes subject to the operating agreement. In the multi-member agreements, a beneficiary receives the economic interest automatically but becomes a voting member only with the consent of a majority in interest of the other members — death does not bypass the controls that govern lifetime transfers, and family is treated no differently. In the single-member agreement the beneficiary is admitted as the Member on delivering a signed agreement to be bound, since there is no one else to consent. Keep designations current (the formalities are strict: a signed writing with two witnesses, delivered as your form directs), and coordinate with your estate plan — for large or complicated estates, a trust may be the better vehicle; ask your estate planner. If no designation is made, the interest passes through your estate, and the agreement's continuation provisions keep the company alive while it does.</w:t>
+        <w:t xml:space="preserve"> Every form of the agreement lets each member register a transfer-on-death beneficiary — anyone the member chooses, subject on the S corporation forms to the eligible-shareholder rule — on Exhibit A, using Florida's registration-in-beneficiary-form statute (ss. 711.50–711.512). At death the interest passes directly — no probate — and the beneficiary takes subject to the operating agreement. In the multi-member agreements, a beneficiary receives the economic interest automatically but becomes a voting member only with the consent of a majority in interest of the other members — death does not bypass the controls that govern lifetime transfers, and family is treated no differently. In the single-member agreement the beneficiary is admitted as the Member on delivering a signed agreement to be bound, since there is no one else to consent. Keep designations current (the formalities are strict: a signed writing with two witnesses, delivered as your form directs), and coordinate with your estate plan — for large or complicated estates, a trust may be the better vehicle; ask your estate planner. If no designation is made, the interest passes through your estate, and the agreement's continuation provisions keep the company alive while it does.</w:t>
       </w:r>
     </w:p>
     <w:p>

--- a/docs/word/Series LLC Owners Manual - REVISED DRAFT.docx
+++ b/docs/word/Series LLC Owners Manual - REVISED DRAFT.docx
@@ -13485,7 +13485,7 @@
           <w:sz w:val="22"/>
           <w:szCs w:val="22"/>
         </w:rPr>
-        <w:t xml:space="preserve"> winding up, archive its records. Do not reuse its name or ledger for a new venture — new series, new $25, new exhibit, clean history.</w:t>
+        <w:t xml:space="preserve"> winding up, archive its records. Do not reuse its name or ledger for a new venture — new series, new $50 ($25 to prepare and the $25 state fee), new exhibit, clean history.</w:t>
       </w:r>
     </w:p>
     <w:p>
@@ -16686,7 +16686,7 @@
           <w:sz w:val="22"/>
           <w:szCs w:val="22"/>
         </w:rPr>
-        <w:t xml:space="preserve"> No statutory limit. Each is a $25 online filing plus a Series Exhibit — and, more importantly, a silo you must actually maintain. Add series for real compartments, not for sport.</w:t>
+        <w:t xml:space="preserve"> No statutory limit. Each costs $50 through us — $25 to prepare and the $25 state filing fee — plus a Series Exhibit — and, more importantly, a silo you must actually maintain. Add series for real compartments, not for sport.</w:t>
       </w:r>
     </w:p>
     <w:p>

--- a/docs/word/Series LLC Owners Manual - REVISED DRAFT.docx
+++ b/docs/word/Series LLC Owners Manual - REVISED DRAFT.docx
@@ -4736,7 +4736,7 @@
                 <w:sz w:val="20"/>
                 <w:szCs w:val="20"/>
               </w:rPr>
-              <w:t xml:space="preserve"> and recorded), capital accounts (contribution records, not capital accounts, in the S corporation forms), distributions — always </w:t>
+              <w:t xml:space="preserve"> and recorded), capital accounts (multi-member partnership forms only; contribution records elsewhere), distributions — always </w:t>
             </w:r>
             <w:r>
               <w:rPr>
@@ -6715,24 +6715,24 @@
           <w:sz w:val="22"/>
           <w:szCs w:val="22"/>
         </w:rPr>
-        <w:t xml:space="preserve">Your agreement forbids it among the owners — §5.4(b) in the member-managed forms — and an owner who does it anyway is liable to the company for the loss. That protects you </w:t>
-      </w:r>
-      <w:r>
-        <w:rPr>
-          <w:rFonts w:ascii="Georgia" w:hAnsi="Georgia"/>
-          <w:b/>
-          <w:sz w:val="22"/>
-          <w:szCs w:val="22"/>
-        </w:rPr>
-        <w:t xml:space="preserve">against each other.</w:t>
-      </w:r>
-      <w:r>
-        <w:rPr>
-          <w:rFonts w:ascii="Georgia" w:hAnsi="Georgia"/>
-          <w:sz w:val="22"/>
-          <w:szCs w:val="22"/>
-        </w:rPr>
-        <w:t xml:space="preserve"> It does not protect the property </w:t>
+        <w:t xml:space="preserve">Your agreement forbids it among the owners — §5.4(b) in the member-managed multi-member forms — and an owner who does it anyway is liable to the company for the loss. That protects you </w:t>
+      </w:r>
+      <w:r>
+        <w:rPr>
+          <w:rFonts w:ascii="Georgia" w:hAnsi="Georgia"/>
+          <w:b/>
+          <w:sz w:val="22"/>
+          <w:szCs w:val="22"/>
+        </w:rPr>
+        <w:t xml:space="preserve">against each other,</w:t>
+      </w:r>
+      <w:r>
+        <w:rPr>
+          <w:rFonts w:ascii="Georgia" w:hAnsi="Georgia"/>
+          <w:sz w:val="22"/>
+          <w:szCs w:val="22"/>
+        </w:rPr>
+        <w:t xml:space="preserve"> not the property </w:t>
       </w:r>
       <w:r>
         <w:rPr>

--- a/docs/word/Series LLC Owners Manual - REVISED DRAFT.docx
+++ b/docs/word/Series LLC Owners Manual - REVISED DRAFT.docx
@@ -2982,7 +2982,7 @@
                 <w:sz w:val="20"/>
                 <w:szCs w:val="20"/>
               </w:rPr>
-              <w:t xml:space="preserve">Who runs the company / who runs a particular series. In the manager-managed forms each series is run by the company's Manager unless its Series Exhibit names someone else for that series. In the member-managed forms there is no manager: the owners run the company and are themselves named each series' protected-series managers</w:t>
+              <w:t xml:space="preserve">Who runs the company / who runs a particular series. In the manager-managed forms each series is run by the company's Manager. In the member-managed forms there is no manager: the owners run the company and are themselves named each series' protected-series managers</w:t>
             </w:r>
           </w:p>
         </w:tc>
@@ -3728,7 +3728,7 @@
           <w:sz w:val="22"/>
           <w:szCs w:val="22"/>
         </w:rPr>
-        <w:t xml:space="preserve"> for the new series (Section 7). The exhibit is where the series gets its manager, its purpose, its capital, and its opening asset schedule — the first entries in the records that s. 605.2301 demands. It also records that the series has no associated members: the company owns it.</w:t>
+        <w:t xml:space="preserve"> for the new series (Section 7). The exhibit is where the series gets its purpose, its capital, and its opening asset schedule — the first entries in the records that s. 605.2301 demands. It also records that the series has no associated members: the company owns it.</w:t>
       </w:r>
     </w:p>
     <w:p>
@@ -4427,7 +4427,65 @@
                 <w:sz w:val="20"/>
                 <w:szCs w:val="20"/>
               </w:rPr>
-              <w:t xml:space="preserve">The company: name, principal office, registered agent, and the titling rule — every asset is held in the name of the silo that owns it, never your personal name</w:t>
+              <w:t xml:space="preserve">The company: name, principal office, registered agent, and the rule that an asset belongs to a series only through the records Article 8 requires</w:t>
+            </w:r>
+          </w:p>
+        </w:tc>
+      </w:tr>
+      <w:tr>
+        <w:trPr>
+          <w:cantSplit/>
+        </w:trPr>
+        <w:tc>
+          <w:tcPr>
+            <w:tcW w:w="4680" w:type="dxa"/>
+            <w:tcMar>
+              <w:top w:w="60" w:type="dxa"/>
+              <w:left w:w="108" w:type="dxa"/>
+              <w:bottom w:w="60" w:type="dxa"/>
+              <w:right w:w="108" w:type="dxa"/>
+            </w:tcMar>
+          </w:tcPr>
+          <w:p>
+            <w:pPr>
+              <w:keepLines/>
+              <w:widowControl/>
+              <w:spacing w:before="40" w:after="40"/>
+            </w:pPr>
+            <w:r>
+              <w:rPr>
+                <w:rFonts w:ascii="Georgia" w:hAnsi="Georgia"/>
+                <w:b/>
+                <w:sz w:val="20"/>
+                <w:szCs w:val="20"/>
+              </w:rPr>
+              <w:t xml:space="preserve">Article 2</w:t>
+            </w:r>
+          </w:p>
+        </w:tc>
+        <w:tc>
+          <w:tcPr>
+            <w:tcW w:w="4680" w:type="dxa"/>
+            <w:tcMar>
+              <w:top w:w="60" w:type="dxa"/>
+              <w:left w:w="108" w:type="dxa"/>
+              <w:bottom w:w="60" w:type="dxa"/>
+              <w:right w:w="108" w:type="dxa"/>
+            </w:tcMar>
+          </w:tcPr>
+          <w:p>
+            <w:pPr>
+              <w:keepLines/>
+              <w:widowControl/>
+              <w:spacing w:before="40" w:after="40"/>
+            </w:pPr>
+            <w:r>
+              <w:rPr>
+                <w:rFonts w:ascii="Georgia" w:hAnsi="Georgia"/>
+                <w:sz w:val="20"/>
+                <w:szCs w:val="20"/>
+              </w:rPr>
+              <w:t xml:space="preserve">The defined terms — Associated Asset, Protected Series, Series Exhibit, Majority in Interest, and the rest</w:t>
             </w:r>
           </w:p>
         </w:tc>
@@ -4618,7 +4676,7 @@
                 <w:sz w:val="20"/>
                 <w:szCs w:val="20"/>
               </w:rPr>
-              <w:t xml:space="preserve"> forms, the Manager runs the company, and each series is run by the company's Manager unless its Series Exhibit names someone else. In the </w:t>
+              <w:t xml:space="preserve"> forms, the Manager runs the company and every series. In the </w:t>
             </w:r>
             <w:r>
               <w:rPr>
@@ -4803,7 +4861,7 @@
                 <w:sz w:val="20"/>
                 <w:szCs w:val="20"/>
               </w:rPr>
-              <w:t xml:space="preserve">The recordkeeping covenants (this manual's Section 14 is its field guide) and the standing association rules that close the Article</w:t>
+              <w:t xml:space="preserve">The recordkeeping covenants (this manual's Section 14 is its field guide) and the standing association rules that close the Article — and the titling rule (§8.4): every asset is held in the name of the silo that owns it, never your personal name</w:t>
             </w:r>
           </w:p>
         </w:tc>
@@ -13015,7 +13073,7 @@
           <w:sz w:val="22"/>
           <w:szCs w:val="22"/>
         </w:rPr>
-        <w:t xml:space="preserve"> Florida's statute has a trap for the sole owner of a member-managed company: filing bankruptcy automatically expels you as a member (s. 605.0602(8)), and a company with no members starts a 90-day clock toward dissolution — your worst financial day would also dissolve the container holding your assets. Your agreement turns that trap off (§4.7 of the member-managed single-member forms; §4.8 of the manager-managed forms, where the statute does not expel you but the same section keeps management and the series running): filing does not end your membership, the company and every series continue, and whoever ends up holding the interest holds it subject to the agreement. Understand what this section does </w:t>
+        <w:t xml:space="preserve"> Florida's statute has a trap for the sole owner of a member-managed company: filing bankruptcy automatically expels you as a member (s. 605.0602(8)), and a company with no members starts a 90-day clock toward dissolution — your worst financial day would also dissolve the container holding your assets. Your agreement turns that trap off (§4.7 of the member-managed single-member forms; §4.8 of the manager-managed single-member forms, where the statute does not expel you but the same section keeps management and the series running): filing does not end your membership, the company and every series continue, and whoever ends up holding the interest holds it subject to the agreement. Understand what this section does </w:t>
       </w:r>
       <w:r>
         <w:rPr>
@@ -13550,7 +13608,7 @@
           <w:sz w:val="22"/>
           <w:szCs w:val="22"/>
         </w:rPr>
-        <w:t xml:space="preserve"> A protected series can never be a party to those transactions on its own, and the company's options are tightly limited (ss. 605.2602–.2604). If a reorganization is ever on the table — selling the whole structure, converting to separate LLCs, moving states — plan it with counsel around these limits.</w:t>
+        <w:t xml:space="preserve"> A protected series can never be a party to those transactions on its own, and the company's options are tightly limited (ss. 605.2602 and 605.2605–605.2607). If a reorganization is ever on the table — selling the whole structure, converting to separate LLCs, moving states — plan it with counsel around these limits.</w:t>
       </w:r>
     </w:p>
     <w:p>
@@ -15467,7 +15525,7 @@
           <w:sz w:val="22"/>
           <w:szCs w:val="22"/>
         </w:rPr>
-        <w:t xml:space="preserve">☐ All-member consent (documented) → ☐ File designation online ($25) → ☐ Adopt and sign the Series Exhibit (name exactly as filed; purpose; manager; capital — no associated members; the company owns it) → ☐ EIN if needed → ☐ Open the series' bank account → ☐ Fund it (recorded contribution) → ☐ First asset onto the asset schedule → ☐ Insurance in the series' name → ☐ Add the series to the app.</w:t>
+        <w:t xml:space="preserve">☐ All-member consent (documented) → ☐ Adopt and sign the Series Exhibit (name exactly as it will be filed; purpose; capital — no associated members; the company owns it) → ☐ File designation online ($25) → ☐ EIN if needed → ☐ Open the series' bank account → ☐ Fund it (recorded contribution) → ☐ First asset onto the asset schedule → ☐ Insurance in the series' name → ☐ Add the series to the app.</w:t>
       </w:r>
     </w:p>
     <w:p>
@@ -16333,7 +16391,7 @@
           <w:sz w:val="22"/>
           <w:szCs w:val="22"/>
         </w:rPr>
-        <w:t xml:space="preserve"> — who manages the company, and who manages a particular series. Manager-managed forms: the company's Manager, unless a Series Exhibit names someone else for that series. Member-managed forms: the owners, and in a single-owner company, you.</w:t>
+        <w:t xml:space="preserve"> — who manages the company, and who manages a particular series. Manager-managed forms: the company's Manager. Member-managed forms: the owners, and in a single-owner company, you.</w:t>
       </w:r>
     </w:p>
     <w:p>
@@ -16768,7 +16826,7 @@
           <w:sz w:val="22"/>
           <w:szCs w:val="22"/>
         </w:rPr>
-        <w:t xml:space="preserve"> (s. 605.2404 tests association at enforcement, not just when the liability arose). Title the new property into the old series and you have staked your new investment against the old property's unknown past — the clean compartment you paid for is gone exactly where you need it most. A fresh series costs $25 and gives the new property the one thing the structure exists to provide: a silo with no history. The same logic applies to the sale proceeds: don't leave them parked in the old series, where the old property's tail can reach them — distribute them up to the company, documented, and fund the new purchase into the new series as a recorded contribution (Section 10). Keep the old series alive and empty until you and your advisor are satisfied its exposure has passed, then dissolve it (Section 26) — and never reuse its name or ledger (the same rule Section 26 already gives you).</w:t>
+        <w:t xml:space="preserve"> (s. 605.2404 tests association at enforcement, not just when the liability arose). Title the new property into the old series and you have staked your new investment against the old property's unknown past — the clean compartment you paid for is gone exactly where you need it most. A fresh series costs $50 and gives the new property the one thing the structure exists to provide: a silo with no history. The same logic applies to the sale proceeds: don't leave them parked in the old series, where the old property's tail can reach them — distribute them up to the company, documented, and fund the new purchase into the new series as a recorded contribution (Section 10). Keep the old series alive and empty until you and your advisor are satisfied its exposure has passed, then dissolve it (Section 26) — and never reuse its name or ledger (the same rule Section 26 already gives you).</w:t>
       </w:r>
     </w:p>
     <w:p>
@@ -17123,7 +17181,7 @@
           <w:sz w:val="22"/>
           <w:szCs w:val="22"/>
         </w:rPr>
-        <w:t xml:space="preserve">© 2026 MyFloridaSeriesLLC. This manual may be updated as Florida law and federal rules evolve; the portal always holds the current edition. Statutory citations verified against Official Florida Statutes: ss. 48.062, 605.0503, 605.2101–605.2802 (including 605.2201, 605.2202, 605.2301, 605.2401, 605.2404, 605.2602–605.2604), 711.50–711.512; Ch. 726; Prop. Treas. Reg. §301.7701-1(a)(5); FinCEN interim final rule (Mar. 2025); Florida Division of Corporations series LLC filing guidance.</w:t>
+        <w:t xml:space="preserve">© 2026 MyFloridaSeriesLLC. This manual may be updated as Florida law and federal rules evolve; the portal always holds the current edition. Statutory citations verified against Official Florida Statutes: ss. 48.062, 605.0503, 605.2101–605.2802 (including 605.2201, 605.2202, 605.2301, 605.2401, 605.2404, 605.2602, 605.2605–605.2607), 711.50–711.512; Ch. 726; Prop. Treas. Reg. §301.7701-1(a)(5); FinCEN interim final rule (Mar. 2025); Florida Division of Corporations series LLC filing guidance.</w:t>
       </w:r>
     </w:p>
     <w:sectPr>

--- a/docs/word/Series LLC Owners Manual - REVISED DRAFT.docx
+++ b/docs/word/Series LLC Owners Manual - REVISED DRAFT.docx
@@ -3578,7 +3578,7 @@
           <w:sz w:val="22"/>
           <w:szCs w:val="22"/>
         </w:rPr>
-        <w:t xml:space="preserve"> Establishing a protected series requires the affirmative vote or consent of </w:t>
+        <w:t xml:space="preserve"> Florida's default rule requires the affirmative vote or consent of </w:t>
       </w:r>
       <w:r>
         <w:rPr>
@@ -3595,24 +3595,7 @@
           <w:sz w:val="22"/>
           <w:szCs w:val="22"/>
         </w:rPr>
-        <w:t xml:space="preserve"> of the company (s. 605.2201). This is a rule your operating agreement </w:t>
-      </w:r>
-      <w:r>
-        <w:rPr>
-          <w:rFonts w:ascii="Georgia" w:hAnsi="Georgia"/>
-          <w:b/>
-          <w:sz w:val="22"/>
-          <w:szCs w:val="22"/>
-        </w:rPr>
-        <w:t xml:space="preserve">cannot change</w:t>
-      </w:r>
-      <w:r>
-        <w:rPr>
-          <w:rFonts w:ascii="Georgia" w:hAnsi="Georgia"/>
-          <w:sz w:val="22"/>
-          <w:szCs w:val="22"/>
-        </w:rPr>
-        <w:t xml:space="preserve"> — s. 605.2107 puts it on the list of non-variable provisions. In a single-member company this is trivial — your consent is everyone's consent. In a multi-member company, plan for it: one holdout member can block a new series.</w:t>
+        <w:t xml:space="preserve"> to establish a protected series (s. 605.2201(1)). The statute allows an operating agreement to choose a different approval rule (s. 605.2107(1)(i)). Section 3.1 of your agreement retains unanimous consent. In a single-member company this is trivial — your consent is everyone's consent. In a multi-member company, plan for it: one holdout member can block a new series.</w:t>
       </w:r>
     </w:p>
     <w:p>
@@ -4543,7 +4526,7 @@
                 <w:sz w:val="20"/>
                 <w:szCs w:val="20"/>
               </w:rPr>
-              <w:t xml:space="preserve">The series engine: how series are established (unanimous consent, per the statute), their legal status, the liability shields in both directions, and the rule that Series Exhibits control series-specific terms</w:t>
+              <w:t xml:space="preserve">The series engine: how series are established (unanimous consent under Section 3.1, retaining the statutory default), their legal status, the liability shields in both directions, and the rule that Series Exhibits control series-specific terms</w:t>
             </w:r>
           </w:p>
         </w:tc>
@@ -4710,7 +4693,7 @@
                 <w:sz w:val="20"/>
                 <w:szCs w:val="20"/>
               </w:rPr>
-              <w:t xml:space="preserve"> to handle filings, records, and returns (a paperwork role, not a decision-making one). Every multi-owner form lists the big decisions that need an owner vote — including </w:t>
+              <w:t xml:space="preserve"> to handle filings, records, and returns (a paperwork role with any additional authority expressly granted by the agreement or by owners holding a Majority in Interest). Every multi-owner form lists the big decisions that need an owner vote — including </w:t>
             </w:r>
             <w:r>
               <w:rPr>
@@ -5189,7 +5172,7 @@
           <w:sz w:val="22"/>
           <w:szCs w:val="22"/>
         </w:rPr>
-        <w:t xml:space="preserve"> The multi-member forms ask for a dollar figure: above it, no debt may be incurred and no guarantee given for anyone, without the owners' written consent. There is no default — you chose the number, and it is printed in your agreement. Set it where a borrowing would be big enough that you would want to be asked first.</w:t>
+        <w:t xml:space="preserve"> The multi-member forms ask for a dollar figure: above it, no debt may be incurred without the consent of every owner. A guarantee of anyone's obligation, of any amount, may not be given without the consent of every owner. There is no default — you chose the number, and it is printed in your agreement. Set it where a borrowing would be big enough that you would want to be asked first.</w:t>
       </w:r>
     </w:p>
     <w:p>
@@ -5213,7 +5196,7 @@
           <w:sz w:val="22"/>
           <w:szCs w:val="22"/>
         </w:rPr>
-        <w:t xml:space="preserve"> If you included it, a majority of owners can require everyone to contribute more money, in proportion to ownership, up to the annual per-owner cap you set. The cap is what protects a minority owner from being bled by repeated calls. If you omitted it, no owner can ever be forced to put in another dollar — friendlier to passive investors, but the company must then fund shortfalls through loans or new members. Including it also strengthens Article 11 (see Section 23), which is built on the owners owing each other ongoing obligations.</w:t>
+        <w:t xml:space="preserve"> If you included it, owners holding more than 50% of the ownership interests held by members can require everyone to contribute more money, in proportion to ownership, up to the annual per-owner cap you set. The cap is what protects a minority owner from being bled by repeated calls. If you omitted it, no owner can ever be forced to put in another dollar — friendlier to passive investors, but the company must then fund shortfalls through loans or new members. Including it also strengthens Article 11 (see Section 23), which is built on the owners owing each other ongoing obligations.</w:t>
       </w:r>
     </w:p>
     <w:p>
@@ -5312,7 +5295,7 @@
           <w:sz w:val="22"/>
           <w:szCs w:val="22"/>
         </w:rPr>
-        <w:t xml:space="preserve"> For a company that can split evenly, a deadlock otherwise has no exit short of suing to dissolve. If you included it: after a 60-day deadlock, one substantial owner names a single price for the whole company, and the </w:t>
+        <w:t xml:space="preserve"> A company can deadlock with equal or unequal ownership: a majority cannot override a decision requiring unanimous approval. Section 13.2 covers a failure to obtain the required vote to approve or reject a matter that continues for 60 days after written notice of the deadlock. It excludes matters requiring every member's consent where the Act expressly permits a member to withhold that consent. If you include it, an owner holding at least 25% may offer a single cash valuation for the company and all its series; the </w:t>
       </w:r>
       <w:r>
         <w:rPr>
@@ -5329,7 +5312,7 @@
           <w:sz w:val="22"/>
           <w:szCs w:val="22"/>
         </w:rPr>
-        <w:t xml:space="preserve"> side chooses whether to buy or sell at that price. Naming the price honestly is self-enforcing — too low and you get bought out cheap, too high and you overpay. Two cautions: it favors whoever has more cash, and it prices the company and all of its series as one unit. If ownership is not evenly split, or the owners' finances are badly mismatched, you were better off omitting it.</w:t>
+        <w:t xml:space="preserve"> owners then choose to buy the offering owner's interest or sell their own at their proportionate shares of that valuation. The mechanism can favor an owner with greater access to cash. Without an agreed exit mechanism, owners may need to negotiate a solution or ask a court for relief. Unequal ownership alone does not eliminate the need for a deadlock plan.</w:t>
       </w:r>
     </w:p>
     <w:p>
@@ -12800,7 +12783,7 @@
           <w:sz w:val="22"/>
           <w:szCs w:val="22"/>
         </w:rPr>
-        <w:t xml:space="preserve"> on the interest. Your multi-member agreement recites this exclusivity (§10.6), makes every interest subject to the agreement in any hands, and its distribution decisions remain where the agreement places them — with the Manager, or with a majority of the owners — never with the creditor. A creditor holding a charging order against a member of a well-run multi-member series LLC is holding a right to money that no one is obligated to distribute.</w:t>
+        <w:t xml:space="preserve"> on the interest. Your multi-member agreement recites this exclusivity (§10.6), makes every interest subject to the agreement in any hands, and its distribution decisions remain where the agreement places them — with the Manager, or with owners holding a Majority in Interest — never with the creditor. A creditor holding a charging order against a member of a well-run multi-member series LLC is holding a right to money that no one is obligated to distribute.</w:t>
       </w:r>
     </w:p>
     <w:p>
@@ -13114,7 +13097,7 @@
           <w:sz w:val="22"/>
           <w:szCs w:val="22"/>
         </w:rPr>
-        <w:t xml:space="preserve"> Every form of the agreement lets each member register a transfer-on-death beneficiary — anyone the member chooses, subject on the S corporation forms to the eligible-shareholder rule — on Exhibit A, using Florida's registration-in-beneficiary-form statute (ss. 711.50–711.512). At death the interest passes directly — no probate — and the beneficiary takes subject to the operating agreement. In the multi-member agreements, a beneficiary receives the economic interest automatically but becomes a voting member only with the consent of a majority in interest of the other members — death does not bypass the controls that govern lifetime transfers, and family is treated no differently. In the single-member agreement the beneficiary is admitted as the Member on delivering a signed agreement to be bound, since there is no one else to consent. Keep designations current (the formalities are strict: a signed writing with two witnesses, delivered as your form directs), and coordinate with your estate plan — for large or complicated estates, a trust may be the better vehicle; ask your estate planner. If no designation is made, the interest passes through your estate, and the agreement's continuation provisions keep the company alive while it does.</w:t>
+        <w:t xml:space="preserve"> Every form of the agreement lets an individual member register a transfer-on-death beneficiary (an owner that is a company or trust cannot make this designation, nor can co-owners holding an interest as tenants in common) — anyone the member chooses, subject on the S corporation forms to the eligible-shareholder rule — on Exhibit A, using Florida's registration-in-beneficiary-form statute (ss. 711.50–711.512). At death the interest passes directly — no probate — and the beneficiary takes subject to the operating agreement. In the multi-member agreements, a beneficiary receives the economic interest automatically but becomes a voting member only after delivering a signed agreement to be bound and obtaining written consent from owners holding more than 50% of the ownership interests held by the remaining members. A permitted family transferee needs the same admission approval, excluding the transferring owner; other new members need every member's written consent and a signed agreement to be bound. Permission to transfer an interest and admission as a voting member are separate requirements. In the single-member agreement the beneficiary is admitted as the Member on delivering a signed agreement to be bound, since there is no one else to consent. Keep designations current (the formalities are strict: a signed writing with two witnesses, delivered as your form directs), and coordinate with your estate plan — for large or complicated estates, a trust may be the better vehicle; ask your estate planner. If no designation is made, the interest passes through your estate, and the agreement's continuation provisions keep the company alive while it does.</w:t>
       </w:r>
     </w:p>
     <w:p>

--- a/docs/word/Series LLC Owners Manual - REVISED DRAFT.docx
+++ b/docs/word/Series LLC Owners Manual - REVISED DRAFT.docx
@@ -159,7 +159,7 @@
           <w:sz w:val="20"/>
           <w:szCs w:val="20"/>
         </w:rPr>
-        <w:t xml:space="preserve">Written for the Florida Uniform Protected Series Act</w:t>
+        <w:t xml:space="preserve">Written for Florida's Uniform Protected Series Provisions</w:t>
       </w:r>
     </w:p>
     <w:p>
@@ -2232,7 +2232,7 @@
           <w:sz w:val="22"/>
           <w:szCs w:val="22"/>
         </w:rPr>
-        <w:t xml:space="preserve">Your operating agreement fights this battle for you in two ways. Article 8 puts the records in a named person's hands and sets the standard they must meet. And the standing association rules at the end of Article 8 — a provision you will not find in other companies' forms — makes the agreement </w:t>
+        <w:t xml:space="preserve">Your operating agreement fights this battle for you in two ways. Article 8 puts the records in a named person's hands and sets the standard they must meet. The standing association rules in Section 8.5 make the agreement </w:t>
       </w:r>
       <w:r>
         <w:rPr>
@@ -2249,24 +2249,7 @@
           <w:sz w:val="22"/>
           <w:szCs w:val="22"/>
         </w:rPr>
-        <w:t xml:space="preserve"> part of your records: assets titled in a series' name, bought with a series' funds, or held in a series' accounts are associated with that series by standing rule, income and proceeds follow the asset that produced them, and anything left over is associated with the mothership so that </w:t>
-      </w:r>
-      <w:r>
-        <w:rPr>
-          <w:rFonts w:ascii="Georgia" w:hAnsi="Georgia"/>
-          <w:b/>
-          <w:sz w:val="22"/>
-          <w:szCs w:val="22"/>
-        </w:rPr>
-        <w:t xml:space="preserve">no asset of yours is ever "non-associated."</w:t>
-      </w:r>
-      <w:r>
-        <w:rPr>
-          <w:rFonts w:ascii="Georgia" w:hAnsi="Georgia"/>
-          <w:sz w:val="22"/>
-          <w:szCs w:val="22"/>
-        </w:rPr>
-        <w:t xml:space="preserve"> They are a safety net, not a substitute: it works alongside real ledgers and real bank accounts, not instead of them.</w:t>
+        <w:t xml:space="preserve"> part of your records and help determine where assets belong. They work alongside real ledgers and real bank accounts, not instead of them. Missing records can leave an asset non-associated; the default rule does not replace the identifying, acquisition, and transfer information the statute requires.</w:t>
       </w:r>
     </w:p>
     <w:p>
@@ -4844,7 +4827,7 @@
                 <w:sz w:val="20"/>
                 <w:szCs w:val="20"/>
               </w:rPr>
-              <w:t xml:space="preserve">The recordkeeping covenants (this manual's Section 14 is its field guide) and the standing association rules that close the Article — and the titling rule (§8.4): every asset is held in the name of the silo that owns it, never your personal name</w:t>
+              <w:t xml:space="preserve">The recordkeeping covenants (this manual's Section 14 is its field guide) and the standing association rules in Section 8.5 — and the holding rule (§8.4): hold assets in the owning company's or series' name, or through a properly documented nominee arrangement under Section 8.4 — not simply in your personal name</w:t>
             </w:r>
           </w:p>
         </w:tc>
@@ -5410,7 +5393,7 @@
           <w:sz w:val="22"/>
           <w:szCs w:val="22"/>
         </w:rPr>
-        <w:t xml:space="preserve"> An unsigned operating agreement is a rumor. Your agreement also makes itself part of the association records (the standing association rules at the end of Article 8) — it only earns that status executed.</w:t>
+        <w:t xml:space="preserve"> An unsigned operating agreement is a rumor. Your agreement also makes itself part of the association records (the standing association rules in Section 8.5) — it only earns that status executed.</w:t>
       </w:r>
     </w:p>
     <w:p>
@@ -5576,41 +5559,7 @@
           <w:sz w:val="22"/>
           <w:szCs w:val="22"/>
         </w:rPr>
-        <w:t xml:space="preserve"> Any asset you fail to associate with a series lands, by standing rule, in the company's silo. That is deliberately protective — it means a sloppy record never creates a </w:t>
-      </w:r>
-      <w:r>
-        <w:rPr>
-          <w:rFonts w:ascii="Georgia" w:hAnsi="Georgia"/>
-          <w:i/>
-          <w:sz w:val="22"/>
-          <w:szCs w:val="22"/>
-        </w:rPr>
-        <w:t xml:space="preserve">non-associated</w:t>
-      </w:r>
-      <w:r>
-        <w:rPr>
-          <w:rFonts w:ascii="Georgia" w:hAnsi="Georgia"/>
-          <w:sz w:val="22"/>
-          <w:szCs w:val="22"/>
-        </w:rPr>
-        <w:t xml:space="preserve"> free-for-all asset — but it also means </w:t>
-      </w:r>
-      <w:r>
-        <w:rPr>
-          <w:rFonts w:ascii="Georgia" w:hAnsi="Georgia"/>
-          <w:b/>
-          <w:sz w:val="22"/>
-          <w:szCs w:val="22"/>
-        </w:rPr>
-        <w:t xml:space="preserve">sloppiness collects in the mothership</w:t>
-      </w:r>
-      <w:r>
-        <w:rPr>
-          <w:rFonts w:ascii="Georgia" w:hAnsi="Georgia"/>
-          <w:sz w:val="22"/>
-          <w:szCs w:val="22"/>
-        </w:rPr>
-        <w:t xml:space="preserve">. If the mothership is asset-light, a record you missed exposes little.</w:t>
+        <w:t xml:space="preserve"> The standing association rules help determine where assets belong, but they do not replace the required records. Missing records can leave an asset non-associated. Keep the mothership asset-light and document every asset.</w:t>
       </w:r>
     </w:p>
     <w:p>
@@ -6432,7 +6381,7 @@
           <w:sz w:val="22"/>
           <w:szCs w:val="22"/>
         </w:rPr>
-        <w:t xml:space="preserve"> Florida taxes deed transfers (70 cents per $100 of consideration). Transferring </w:t>
+        <w:t xml:space="preserve"> Outside Miami-Dade County, the rate is 70 cents per $100 or fraction of taxable consideration. Miami-Dade charges 60 cents per $100 or fraction, plus a 45-cent surtax unless the document transfers only a single-family dwelling. Transferring </w:t>
       </w:r>
       <w:r>
         <w:rPr>
@@ -6449,7 +6398,7 @@
           <w:sz w:val="22"/>
           <w:szCs w:val="22"/>
         </w:rPr>
-        <w:t xml:space="preserve"> property to your own entity is generally taxed on the mortgage balance, even with no money changing hands. Price this before you transfer — on a $300,000 mortgage that is $2,100. An unencumbered property transferred for no consideration is a different analysis. Confirm the stamp treatment with your closing agent or CPA before recording; do not guess.</w:t>
+        <w:t xml:space="preserve"> property to your own entity can produce taxable consideration even when no cash changes hands. At the 70-cent rate outside Miami-Dade, $300,000 of taxable consideration produces $2,100 in tax. An unencumbered property transferred for no consideration is a different analysis. Confirm the consideration, rate, and any exemption with your closing agent or CPA before recording; do not guess.</w:t>
       </w:r>
     </w:p>
     <w:p>
@@ -7617,7 +7566,7 @@
           <w:sz w:val="22"/>
           <w:szCs w:val="22"/>
         </w:rPr>
-        <w:t xml:space="preserve">Your personal money touches the structure in exactly two ways: documented contributions in, documented distributions out. The company debit card buys nothing personal, ever.</w:t>
+        <w:t xml:space="preserve">Document every transfer between you and the company or a series: contributions, distributions, loans, repayments, and legitimate expense reimbursements. Identify the parties and purpose, and use the correct account. The company debit card buys nothing personal, ever.</w:t>
       </w:r>
     </w:p>
     <w:p>
@@ -11914,7 +11863,7 @@
           <w:sz w:val="22"/>
           <w:szCs w:val="22"/>
         </w:rPr>
-        <w:t xml:space="preserve"> $100 plus every missed year's annual report fee — on top of losing the shields in the interim.</w:t>
+        <w:t xml:space="preserve"> $100 plus every missed year's annual report fee. Administrative dissolution restricts the company to winding up; it does not automatically remove its liability protections. Keep the required records and resolve the lapse promptly.</w:t>
       </w:r>
     </w:p>
     <w:p>
@@ -12147,7 +12096,7 @@
           <w:sz w:val="22"/>
           <w:szCs w:val="22"/>
         </w:rPr>
-        <w:t xml:space="preserve">The conduct that loses these fights, ranked by frequency:</w:t>
+        <w:t xml:space="preserve">Conduct that can undermine the shields:</w:t>
       </w:r>
     </w:p>
     <w:p>

--- a/docs/word/Series LLC Owners Manual - REVISED DRAFT.docx
+++ b/docs/word/Series LLC Owners Manual - REVISED DRAFT.docx
@@ -6381,24 +6381,7 @@
           <w:sz w:val="22"/>
           <w:szCs w:val="22"/>
         </w:rPr>
-        <w:t xml:space="preserve"> Outside Miami-Dade County, the rate is 70 cents per $100 or fraction of taxable consideration. Miami-Dade charges 60 cents per $100 or fraction, plus a 45-cent surtax unless the document transfers only a single-family dwelling. Transferring </w:t>
-      </w:r>
-      <w:r>
-        <w:rPr>
-          <w:rFonts w:ascii="Georgia" w:hAnsi="Georgia"/>
-          <w:i/>
-          <w:sz w:val="22"/>
-          <w:szCs w:val="22"/>
-        </w:rPr>
-        <w:t xml:space="preserve">mortgaged</w:t>
-      </w:r>
-      <w:r>
-        <w:rPr>
-          <w:rFonts w:ascii="Georgia" w:hAnsi="Georgia"/>
-          <w:sz w:val="22"/>
-          <w:szCs w:val="22"/>
-        </w:rPr>
-        <w:t xml:space="preserve"> property to your own entity can produce taxable consideration even when no cash changes hands. At the 70-cent rate outside Miami-Dade, $300,000 of taxable consideration produces $2,100 in tax. An unencumbered property transferred for no consideration is a different analysis. Confirm the consideration, rate, and any exemption with your closing agent or CPA before recording; do not guess.</w:t>
+        <w:t xml:space="preserve"> Outside Miami-Dade County, the rate is 70 cents per $100 or fraction of taxable consideration. Miami-Dade charges 60 cents per $100 or fraction, plus a 45-cent surtax unless only a single-family dwelling is transferred. Mortgaged-property transfers can be taxable without cash changing hands. At the outside-Miami-Dade rate, $300,000 of taxable consideration means $2,100 in tax. Unencumbered, no-consideration transfers require separate analysis. Confirm consideration, rate and exemptions with your closing agent or CPA before recording.</w:t>
       </w:r>
     </w:p>
     <w:p>

--- a/docs/word/Series LLC Owners Manual - REVISED DRAFT.docx
+++ b/docs/word/Series LLC Owners Manual - REVISED DRAFT.docx
@@ -3371,7 +3371,7 @@
                 <w:sz w:val="20"/>
                 <w:szCs w:val="20"/>
               </w:rPr>
-              <w:t xml:space="preserve">Money or property put into a silo. You fund the company; the company funds each series (s. 6.1 of your agreement). Recorded against the silo that receives it</w:t>
+              <w:t xml:space="preserve">Money or property put into a silo. You fund the company; the company funds each series (Section 6.1 of your agreement). Recorded against the silo that receives it</w:t>
             </w:r>
           </w:p>
         </w:tc>
@@ -5807,7 +5807,7 @@
           <w:sz w:val="22"/>
           <w:szCs w:val="22"/>
         </w:rPr>
-        <w:t xml:space="preserve"> Get the name right and the record makes itself; get it wrong and you are proving association the hard way, out of ledgers, with the burden on you (§605.2404(4)). So the practice below is a strong recommendation, not a statutory command:</w:t>
+        <w:t xml:space="preserve"> Get the name right and the record makes itself; get it wrong and you are proving association the hard way, out of ledgers, with the burden on you (s. 605.2404(4)). So the practice below is a strong recommendation, not a statutory command:</w:t>
       </w:r>
     </w:p>
     <w:p>
@@ -5906,7 +5906,7 @@
           <w:sz w:val="22"/>
           <w:szCs w:val="22"/>
         </w:rPr>
-        <w:t xml:space="preserve"> Under §605.2301(5), a protected series may </w:t>
+        <w:t xml:space="preserve"> Under s. 605.2301(5), a protected series may </w:t>
       </w:r>
       <w:r>
         <w:rPr>
@@ -6127,7 +6127,7 @@
           <w:sz w:val="22"/>
           <w:szCs w:val="22"/>
         </w:rPr>
-        <w:t xml:space="preserve">, deposited to that silo's account, and recorded (Article 6; the Series Exhibit's contribution line). The record answers §605.2301's second question — when and from whom the asset came.</w:t>
+        <w:t xml:space="preserve">, deposited to that silo's account, and recorded (Article 6; the Series Exhibit's contribution line). The record answers s. 605.2301's second question — when and from whom the asset came.</w:t>
       </w:r>
     </w:p>
     <w:p>
@@ -7926,7 +7926,7 @@
           <w:sz w:val="22"/>
           <w:szCs w:val="22"/>
         </w:rPr>
-        <w:t xml:space="preserve"> legal description for real estate; institution/title/last-four for accounts; year-make-model-VIN for vehicles; serial numbers for equipment; parties-and-date for contracts. Plus: date acquired, from whom, and — if acquired from another silo — consideration, payor, payee. This is the record §605.2301 names first, and the first thing to update after any acquisition. </w:t>
+        <w:t xml:space="preserve"> legal description for real estate; institution/title/last-four for accounts; year-make-model-VIN for vehicles; serial numbers for equipment; parties-and-date for contracts. Plus: date acquired, from whom, and — if acquired from another silo — consideration, payor, payee. This is the record s. 605.2301 names first, and the first thing to update after any acquisition. </w:t>
       </w:r>
       <w:r>
         <w:rPr>
@@ -8182,7 +8182,7 @@
           <w:sz w:val="22"/>
           <w:szCs w:val="22"/>
         </w:rPr>
-        <w:t xml:space="preserve"> — Article 8's correction provision makes correcting records a duty, and corrections made before a claim arises are worth incomparably more than corrections after (remember §605.2404 lets a creditor test association as of the date a liability was incurred, so a fix made after a claim exists comes too late for that claim).</w:t>
+        <w:t xml:space="preserve"> — Article 8's correction provision makes correcting records a duty, and corrections made before a claim arises are worth incomparably more than corrections after (remember s. 605.2404 lets a creditor test association as of the date a liability was incurred, so a fix made after a claim exists comes too late for that claim).</w:t>
       </w:r>
     </w:p>
     <w:p>
@@ -13110,22 +13110,22 @@
           <w:sz w:val="22"/>
           <w:szCs w:val="22"/>
         </w:rPr>
-        <w:t xml:space="preserve"> Sign in, download, and get the papers to your attorney the same day. A default judgment converts a defensible claim into a fixed debt of that series — and tests your records under §605.2404 at their worst moment. The alert email is not the last step; it is the first.</w:t>
-      </w:r>
-    </w:p>
-    <w:p>
-      <w:pPr>
-        <w:widowControl/>
-        <w:spacing w:after="160"/>
-        <w:jc w:val="both"/>
-      </w:pPr>
-      <w:r>
-        <w:rPr>
-          <w:rFonts w:ascii="Georgia" w:hAnsi="Georgia"/>
-          <w:sz w:val="22"/>
-          <w:szCs w:val="22"/>
-        </w:rPr>
-        <w:t xml:space="preserve">Housekeeping that keeps service working: keep your email address current in the portal (your operating agreement and our terms both require current contact information), and keep the registered agent service paid — an agent's resignation for nonpayment leaves every silo exposed to service you will never see.</w:t>
+        <w:t xml:space="preserve"> Sign in, download, and get the papers to your attorney the same day. A default judgment converts a defensible claim into a fixed debt of that series — and tests your records under s. 605.2404 at their worst moment. The alert email is not the last step; it is the first.</w:t>
+      </w:r>
+    </w:p>
+    <w:p>
+      <w:pPr>
+        <w:widowControl/>
+        <w:spacing w:after="160"/>
+        <w:jc w:val="both"/>
+      </w:pPr>
+      <w:r>
+        <w:rPr>
+          <w:rFonts w:ascii="Georgia" w:hAnsi="Georgia"/>
+          <w:sz w:val="22"/>
+          <w:szCs w:val="22"/>
+        </w:rPr>
+        <w:t xml:space="preserve">Housekeeping that keeps service working: keep your email address current in the portal so notices reach you, and keep the registered agent service paid — an agent's resignation for nonpayment leaves every silo exposed to service you will never see.</w:t>
       </w:r>
     </w:p>
     <w:p>
@@ -13779,7 +13779,7 @@
           <w:sz w:val="22"/>
           <w:szCs w:val="22"/>
         </w:rPr>
-        <w:t xml:space="preserve"> Each move restarts the asset's association from scratch, with the burden of proof on you under §605.2404 — and an undocumented move, with no consideration, payor, or payee, leaves nothing to carry that burden with. Acquire in the right silo and leave it there (Section 10).</w:t>
+        <w:t xml:space="preserve"> Each move restarts the asset's association from scratch, with the burden of proof on you under s. 605.2404 — and an undocumented move, with no consideration, payor, or payee, leaves nothing to carry that burden with. Acquire in the right silo and leave it there (Section 10).</w:t>
       </w:r>
     </w:p>
     <w:p>
@@ -17096,7 +17096,7 @@
           <w:sz w:val="22"/>
           <w:szCs w:val="22"/>
         </w:rPr>
-        <w:t xml:space="preserve">© 2026 MyFloridaSeriesLLC. This manual may be updated as Florida law and federal rules evolve; the portal always holds the current edition. Statutory citations verified against Official Florida Statutes: ss. 48.062, 605.0503, 605.2101–605.2802 (including 605.2201, 605.2202, 605.2301, 605.2401, 605.2404, 605.2602, 605.2605–605.2607), 711.50–711.512; Ch. 726; Prop. Treas. Reg. §301.7701-1(a)(5); FinCEN interim final rule (Mar. 2025); Florida Division of Corporations series LLC filing guidance.</w:t>
+        <w:t xml:space="preserve">© 2026 MyFloridaSeriesLLC. This manual may be updated as Florida law and federal rules evolve; the portal always holds the current edition. Statutory citations verified against Official Florida Statutes: ss. 48.062, 220.02, 605.0302, 605.0410, 605.0503, 605.0602, 605.0714, 605.1103, 605.04074, 605.2101–605.2802, 711.50–711.512; former s. 212.031 (historical commercial-rent tax); Ch. 726; Prop. Treas. Reg. §301.7701-1(a)(5); FinCEN interim final rule (Mar. 2025); Florida Division of Corporations series LLC filing guidance.</w:t>
       </w:r>
     </w:p>
     <w:sectPr>

--- a/docs/word/Series LLC Owners Manual - REVISED DRAFT.docx
+++ b/docs/word/Series LLC Owners Manual - REVISED DRAFT.docx
@@ -2290,7 +2290,7 @@
           <w:sz w:val="22"/>
           <w:szCs w:val="22"/>
         </w:rPr>
-        <w:t xml:space="preserve"> multiple rental properties; a portfolio you are growing (add a $25 series per property instead of a $125+ LLC per property); separating a risky operating business from valuable equipment; or separating brands or projects.</w:t>
+        <w:t xml:space="preserve"> multiple rental properties; a portfolio you are growing (add a $50 series per property instead of a $125+ LLC per property); separating a risky operating business from valuable equipment; or separating brands or projects.</w:t>
       </w:r>
     </w:p>
     <w:p>
@@ -2965,7 +2965,7 @@
                 <w:sz w:val="20"/>
                 <w:szCs w:val="20"/>
               </w:rPr>
-              <w:t xml:space="preserve">Who runs the company / who runs a particular series. In the manager-managed forms each series is run by the company's Manager. In the member-managed forms there is no manager: the owners run the company and are themselves named each series' protected-series managers</w:t>
+              <w:t xml:space="preserve">Who runs the company / who runs a particular series. In the manager-managed forms each series is run by the company's Manager. In the member-managed forms there is no separate company manager: the owners run the company and are themselves named each series' protected-series managers</w:t>
             </w:r>
           </w:p>
         </w:tc>
@@ -4659,7 +4659,7 @@
                 <w:sz w:val="20"/>
                 <w:szCs w:val="20"/>
               </w:rPr>
-              <w:t xml:space="preserve"> forms there is no manager at all: the owners run the company by majority of ownership and — as s. 605.2107(1)(n) permits — are themselves named each series' protected-series managers (with one owner, that is you), and one owner may be designated </w:t>
+              <w:t xml:space="preserve"> forms there is no separate company manager: the owners run the company by majority of ownership and — as s. 605.2107(1)(n) permits — are themselves named each series' protected-series managers (with one owner, that is you), and one owner may be designated </w:t>
             </w:r>
             <w:r>
               <w:rPr>
@@ -5461,7 +5461,7 @@
           <w:sz w:val="22"/>
           <w:szCs w:val="22"/>
         </w:rPr>
-        <w:t xml:space="preserve"> Your agreement does not require it — nothing in it does — but the single-member form is built for one owner: it has no voting rules, no capital-call machinery, no transfer restrictions among owners, and none of the multi-owner bankruptcy armor, and its tax treatment changes the moment a second member is admitted. Move to the multi-member form at the same time, not later. (The portal does this for you: add the new owner in the operating agreement questionnaire, and the regenerated agreement is built on the multi-owner form automatically.)</w:t>
+        <w:t xml:space="preserve"> Your agreement does not require it — nothing in it does — but the single-member form is built for one owner: it has no voting rules, no capital-call machinery, no transfer restrictions among owners, and none of the multi-owner bankruptcy armor. A disregarded company ordinarily becomes a partnership for federal income-tax purposes when a second owner is admitted. An existing S election does not end merely because a second eligible owner joins. Move to the multi-member form at the same time, not later. (The portal does this for you: add the new owner in the operating agreement questionnaire, and the regenerated agreement is built on the multi-owner form automatically.)</w:t>
       </w:r>
     </w:p>
     <w:p>
@@ -10678,7 +10678,7 @@
                 <w:sz w:val="20"/>
                 <w:szCs w:val="20"/>
               </w:rPr>
-              <w:t xml:space="preserve">Nothing of its own. Everything on your Form 1040, each property or business as its own Schedule E or C activity</w:t>
+              <w:t xml:space="preserve">No separate federal income-tax return for the disregarded LLC. Its activity is reported through its tax owner. An individual generally uses the applicable schedules of Form 1040 or 1040-SR; other owners use their applicable reporting rules.</w:t>
             </w:r>
           </w:p>
         </w:tc>
@@ -11385,7 +11385,24 @@
           <w:sz w:val="22"/>
           <w:szCs w:val="22"/>
         </w:rPr>
-        <w:t xml:space="preserve"> Its bank requires one for the account, the IRS requires one to process any election, and it is the number the company gives on W-9s so you are not handing out your Social Security number.</w:t>
+        <w:t xml:space="preserve"> Its bank requires one for the account, the IRS requires one to process any election, and an EIN identifies the company for those purposes. </w:t>
+      </w:r>
+      <w:r>
+        <w:rPr>
+          <w:rFonts w:ascii="Georgia" w:hAnsi="Georgia"/>
+          <w:b/>
+          <w:sz w:val="22"/>
+          <w:szCs w:val="22"/>
+        </w:rPr>
+        <w:t xml:space="preserve">A W-9 identifies the taxpayer.</w:t>
+      </w:r>
+      <w:r>
+        <w:rPr>
+          <w:rFonts w:ascii="Georgia" w:hAnsi="Georgia"/>
+          <w:sz w:val="22"/>
+          <w:szCs w:val="22"/>
+        </w:rPr>
+        <w:t xml:space="preserve"> For a disregarded entity, use the tax owner's name and taxpayer identification number as the W-9 instructions require, and identify the disregarded entity on line 2.</w:t>
       </w:r>
     </w:p>
     <w:p>
@@ -11489,15 +11506,15 @@
           <w:sz w:val="22"/>
           <w:szCs w:val="22"/>
         </w:rPr>
-        <w:t xml:space="preserve">A counterparty demands a taxpayer number for the named entity</w:t>
-      </w:r>
-      <w:r>
-        <w:rPr>
-          <w:rFonts w:ascii="Georgia" w:hAnsi="Georgia"/>
-          <w:sz w:val="22"/>
-          <w:szCs w:val="22"/>
-        </w:rPr>
-        <w:t xml:space="preserve"> — a lender, title company, insurer, or property manager. Giving them the company's EIN for a series' business stitches the two identities together on paper, the opposite of the separateness you are documenting.</w:t>
+        <w:t xml:space="preserve">A counterparty requires an EIN for its records</w:t>
+      </w:r>
+      <w:r>
+        <w:rPr>
+          <w:rFonts w:ascii="Georgia" w:hAnsi="Georgia"/>
+          <w:sz w:val="22"/>
+          <w:szCs w:val="22"/>
+        </w:rPr>
+        <w:t xml:space="preserve"> — a lender, title company, insurer, or property manager. Distinguish that request from a W-9: a W-9 identifies the tax owner under the form's instructions. That tax identification is different from the series' name on its contracts and bank accounts.</w:t>
       </w:r>
     </w:p>
     <w:p>
@@ -11550,7 +11567,7 @@
           <w:sz w:val="22"/>
           <w:szCs w:val="22"/>
         </w:rPr>
-        <w:t xml:space="preserve"> An EIN is an identification number, not a tax status. Because every series is wholly owned by the mothership, the series never file income tax returns of their own — the only income tax return ever filed for the whole structure is the company's (and where the company itself is disregarded to a single owner, Section 16's table shows that lands on your own Form 1040). If you have questions about the technicalities, ask your attorney or accountant.</w:t>
+        <w:t xml:space="preserve"> An EIN is an identification number, not a tax status. Because every series is wholly owned by the mothership, the series never file income tax returns of their own — the only income tax return ever filed for the whole structure is the company's (where the company itself is disregarded, its activity is reported through its tax owner; an individual generally uses the applicable schedules of Form 1040 or 1040-SR, while other owners use their applicable reporting rules). If you have questions about the technicalities, ask your attorney or accountant.</w:t>
       </w:r>
     </w:p>
     <w:p>
@@ -11965,24 +11982,7 @@
           <w:sz w:val="22"/>
           <w:szCs w:val="22"/>
         </w:rPr>
-        <w:t xml:space="preserve"> FinCEN's March 2025 interim final rule narrowed "reporting company" to entities formed under </w:t>
-      </w:r>
-      <w:r>
-        <w:rPr>
-          <w:rFonts w:ascii="Georgia" w:hAnsi="Georgia"/>
-          <w:i/>
-          <w:sz w:val="22"/>
-          <w:szCs w:val="22"/>
-        </w:rPr>
-        <w:t xml:space="preserve">foreign</w:t>
-      </w:r>
-      <w:r>
-        <w:rPr>
-          <w:rFonts w:ascii="Georgia" w:hAnsi="Georgia"/>
-          <w:sz w:val="22"/>
-          <w:szCs w:val="22"/>
-        </w:rPr>
-        <w:t xml:space="preserve"> law that register to do business here. A Florida series LLC formed in Florida currently files nothing with FinCEN, and its owners report nothing.</w:t>
+        <w:t xml:space="preserve"> FinCEN’s final rule, effective August 14, 2026, retained the exemption for U.S.-formed companies. A Florida LLC formed in Florida does not file a federal beneficial ownership report under that rule, and its owners do not submit one for that company.</w:t>
       </w:r>
     </w:p>
     <w:p>
@@ -12947,7 +12947,31 @@
           <w:sz w:val="22"/>
           <w:szCs w:val="22"/>
         </w:rPr>
-        <w:t xml:space="preserve"> Article 11 of the multi-member agreement declares the agreement an executory contract under 11 U.S.C. §365, catalogs each member's material ongoing duties, and — citing </w:t>
+        <w:t xml:space="preserve"> Article 11 describes the members' continuing managerial and governance obligations and states that the agreement is intended to be an executory contract under 11 U.S.C. §365. Section 11.2 requires the other members' prior written consent before a bankruptcy trustee or debtor in possession may assume or assign a debtor-member's governance or management rights, or cause a substitute to be admitted as a member, under §365(c)(1) and applicable Florida law. This separates control of the company from the economic interest: the section does not limit the bankruptcy estate's interest in the debtor-member's transferable economic interest to the extent permitted by applicable law. It is not a promise that economic rights cannot enter the estate or be sold. The provision's effect depends on applicable law and the bankruptcy court's decision; no drafting guarantees an outcome.</w:t>
+      </w:r>
+    </w:p>
+    <w:p>
+      <w:pPr>
+        <w:widowControl/>
+        <w:spacing w:after="160"/>
+        <w:jc w:val="both"/>
+      </w:pPr>
+      <w:r>
+        <w:rPr>
+          <w:rFonts w:ascii="Georgia" w:hAnsi="Georgia"/>
+          <w:b/>
+          <w:sz w:val="22"/>
+          <w:szCs w:val="22"/>
+        </w:rPr>
+        <w:t xml:space="preserve">Bankruptcy if you own alone.</w:t>
+      </w:r>
+      <w:r>
+        <w:rPr>
+          <w:rFonts w:ascii="Georgia" w:hAnsi="Georgia"/>
+          <w:sz w:val="22"/>
+          <w:szCs w:val="22"/>
+        </w:rPr>
+        <w:t xml:space="preserve"> Florida's statute has a trap for the sole owner of a member-managed company: filing bankruptcy automatically expels you as a member (s. 605.0602(8)), and a company with no members starts a 90-day clock toward dissolution — your worst financial day would also dissolve the container holding your assets. Your agreement turns that trap off (§4.7 of the member-managed single-member forms; §4.8 of the manager-managed single-member forms, where the statute does not expel you but the same section keeps management and the series running): filing does not end your membership, the company and every series continue, and whoever ends up holding the interest holds it subject to the agreement. Understand what this section does </w:t>
       </w:r>
       <w:r>
         <w:rPr>
@@ -12956,47 +12980,6 @@
           <w:sz w:val="22"/>
           <w:szCs w:val="22"/>
         </w:rPr>
-        <w:t xml:space="preserve">In re Soderstrom</w:t>
-      </w:r>
-      <w:r>
-        <w:rPr>
-          <w:rFonts w:ascii="Georgia" w:hAnsi="Georgia"/>
-          <w:sz w:val="22"/>
-          <w:szCs w:val="22"/>
-        </w:rPr>
-        <w:t xml:space="preserve"> (M.D. Fla. 2013) — takes the position that a bankruptcy trustee cannot assume or assign a debtor-member's interest without the other members' consent. Understand it honestly: bankruptcy courts wield broad equitable power, and no drafting guarantees an outcome there. Article 11 gives your side the strongest available argument; combined with charging-order exclusivity, it makes the interest an unappetizing target — which is the practical goal.</w:t>
-      </w:r>
-    </w:p>
-    <w:p>
-      <w:pPr>
-        <w:widowControl/>
-        <w:spacing w:after="160"/>
-        <w:jc w:val="both"/>
-      </w:pPr>
-      <w:r>
-        <w:rPr>
-          <w:rFonts w:ascii="Georgia" w:hAnsi="Georgia"/>
-          <w:b/>
-          <w:sz w:val="22"/>
-          <w:szCs w:val="22"/>
-        </w:rPr>
-        <w:t xml:space="preserve">Bankruptcy if you own alone.</w:t>
-      </w:r>
-      <w:r>
-        <w:rPr>
-          <w:rFonts w:ascii="Georgia" w:hAnsi="Georgia"/>
-          <w:sz w:val="22"/>
-          <w:szCs w:val="22"/>
-        </w:rPr>
-        <w:t xml:space="preserve"> Florida's statute has a trap for the sole owner of a member-managed company: filing bankruptcy automatically expels you as a member (s. 605.0602(8)), and a company with no members starts a 90-day clock toward dissolution — your worst financial day would also dissolve the container holding your assets. Your agreement turns that trap off (§4.7 of the member-managed single-member forms; §4.8 of the manager-managed single-member forms, where the statute does not expel you but the same section keeps management and the series running): filing does not end your membership, the company and every series continue, and whoever ends up holding the interest holds it subject to the agreement. Understand what this section does </w:t>
-      </w:r>
-      <w:r>
-        <w:rPr>
-          <w:rFonts w:ascii="Georgia" w:hAnsi="Georgia"/>
-          <w:i/>
-          <w:sz w:val="22"/>
-          <w:szCs w:val="22"/>
-        </w:rPr>
         <w:t xml:space="preserve">not</w:t>
       </w:r>
       <w:r>
@@ -13029,7 +13012,7 @@
           <w:sz w:val="22"/>
           <w:szCs w:val="22"/>
         </w:rPr>
-        <w:t xml:space="preserve"> Every form of the agreement lets an individual member register a transfer-on-death beneficiary (an owner that is a company or trust cannot make this designation, nor can co-owners holding an interest as tenants in common) — anyone the member chooses, subject on the S corporation forms to the eligible-shareholder rule — on Exhibit A, using Florida's registration-in-beneficiary-form statute (ss. 711.50–711.512). At death the interest passes directly — no probate — and the beneficiary takes subject to the operating agreement. In the multi-member agreements, a beneficiary receives the economic interest automatically but becomes a voting member only after delivering a signed agreement to be bound and obtaining written consent from owners holding more than 50% of the ownership interests held by the remaining members. A permitted family transferee needs the same admission approval, excluding the transferring owner; other new members need every member's written consent and a signed agreement to be bound. Permission to transfer an interest and admission as a voting member are separate requirements. In the single-member agreement the beneficiary is admitted as the Member on delivering a signed agreement to be bound, since there is no one else to consent. Keep designations current (the formalities are strict: a signed writing with two witnesses, delivered as your form directs), and coordinate with your estate plan — for large or complicated estates, a trust may be the better vehicle; ask your estate planner. If no designation is made, the interest passes through your estate, and the agreement's continuation provisions keep the company alive while it does.</w:t>
+        <w:t xml:space="preserve"> Every form of the agreement lets an individual member register a transfer-on-death beneficiary (an owner that is a company or trust cannot make this designation, nor can co-owners holding an interest as tenants in common) — anyone the member chooses, subject to the professional-owner eligibility requirements on the professional LLC forms and the eligible-shareholder rule on the S corporation forms — on Exhibit A, using Florida's registration-in-beneficiary-form statute (ss. 711.50–711.512). At death the interest passes directly — no probate — and the beneficiary takes subject to the operating agreement. In the multi-member agreements, a beneficiary receives the economic interest automatically but becomes a voting member only after delivering a signed agreement to be bound and obtaining written consent from owners holding more than 50% of the ownership interests held by the remaining members. A permitted family transferee needs the same admission approval, excluding the transferring owner; other new members need every member's written consent and a signed agreement to be bound. Permission to transfer an interest and admission as a voting member are separate requirements. In the single-member agreement the beneficiary is admitted as the Member on delivering a signed agreement to be bound, since there is no one else to consent. Keep designations current (the formalities are strict: a signed writing with two witnesses, delivered as your form directs), and coordinate with your estate plan — for large or complicated estates, a trust may be the better vehicle; ask your estate planner. If no designation is made, the interest passes through your estate, and the agreement's continuation provisions keep the company alive while it does.</w:t>
       </w:r>
     </w:p>
     <w:p>
@@ -14160,7 +14143,7 @@
           <w:sz w:val="22"/>
           <w:szCs w:val="22"/>
         </w:rPr>
-        <w:t xml:space="preserve"> Maria forms Sunshine Holdings, LLC; designates PS 1, PS 2, PS 3 ($75 total); deeds one rental into each (after clearing each mortgage-consent and stamp-tax question); opens four bank accounts (mothership + three); moves each property's insurance to the owning series; assigns each lease; tenants pay each series directly. Tax time: everything is disregarded to Maria — three Schedule E properties, like always. The slip-and-fall at 101 Palm Street in year three settles at policy limits; the plaintiff's lawyer, reading PS 1's clean records and facing only PS 1's equity beyond the policy, does not bother testing the shield. PS 2 and PS 3 never appear in the case.</w:t>
+        <w:t xml:space="preserve"> Maria forms Sunshine Holdings, LLC; designates PS 1, PS 2, PS 3 (her first three series are included in the service package); deeds one rental into each (after clearing each mortgage-consent and stamp-tax question); opens four bank accounts (mothership + three); moves each property's insurance to the owning series; assigns each lease; tenants pay each series directly. Tax time: everything is disregarded to Maria — three Schedule E properties, like always. The slip-and-fall at 101 Palm Street in year three settles at policy limits; the plaintiff's lawyer, reading PS 1's clean records and facing only PS 1's equity beyond the policy, does not bother testing the shield. PS 2 and PS 3 never appear in the case.</w:t>
       </w:r>
     </w:p>
     <w:p>
@@ -17096,7 +17079,7 @@
           <w:sz w:val="22"/>
           <w:szCs w:val="22"/>
         </w:rPr>
-        <w:t xml:space="preserve">© 2026 MyFloridaSeriesLLC. This manual may be updated as Florida law and federal rules evolve; the portal always holds the current edition. Statutory citations verified against Official Florida Statutes: ss. 48.062, 220.02, 605.0302, 605.0410, 605.0503, 605.0602, 605.0714, 605.1103, 605.04074, 605.2101–605.2802, 711.50–711.512; former s. 212.031 (historical commercial-rent tax); Ch. 726; Prop. Treas. Reg. §301.7701-1(a)(5); FinCEN interim final rule (Mar. 2025); Florida Division of Corporations series LLC filing guidance.</w:t>
+        <w:t xml:space="preserve">© 2026 MyFloridaSeriesLLC. This manual may be updated as Florida law and federal rules evolve; the portal always holds the current edition. Statutory citations verified against Official Florida Statutes: ss. 48.062, 220.02, 605.0302, 605.0410, 605.0503, 605.0602, 605.0714, 605.1103, 605.04074, 605.2101–605.2802, 711.50–711.512; former s. 212.031 (historical commercial-rent tax); Ch. 726; Prop. Treas. Reg. §301.7701-1(a)(5); FinCEN final rule (effective Aug. 14, 2026; fincen.gov/boi); Florida Division of Corporations series LLC filing guidance.</w:t>
       </w:r>
     </w:p>
     <w:sectPr>

--- a/docs/word/Series LLC Owners Manual - REVISED DRAFT.docx
+++ b/docs/word/Series LLC Owners Manual - REVISED DRAFT.docx
@@ -4969,7 +4969,7 @@
                 <w:sz w:val="20"/>
                 <w:szCs w:val="20"/>
               </w:rPr>
-              <w:t xml:space="preserve"> admission of an additional member. Those forms have no transfer article, because Chapter 605 already makes a transfer permissible, gives a transferee distributions and nothing else, and binds a transferee who never signs — there was nothing left for the agreement to add</w:t>
+              <w:t xml:space="preserve"> Article 10 addresses admission of an additional member. Transfer provisions also appear elsewhere in the agreement, including Section 9.3’s shareholder-eligibility restrictions in the S corporation forms and Section 1.4’s ownership requirements for professional companies.</w:t>
             </w:r>
           </w:p>
         </w:tc>
@@ -11660,24 +11660,7 @@
           <w:sz w:val="22"/>
           <w:szCs w:val="22"/>
         </w:rPr>
-        <w:t xml:space="preserve">: Florida adds a $400 penalty that is automatic and cannot be waived. Ignore it long enough and the company is administratively dissolved — which, in a series LLC, drags </w:t>
-      </w:r>
-      <w:r>
-        <w:rPr>
-          <w:rFonts w:ascii="Georgia" w:hAnsi="Georgia"/>
-          <w:b/>
-          <w:sz w:val="22"/>
-          <w:szCs w:val="22"/>
-        </w:rPr>
-        <w:t xml:space="preserve">every protected series</w:t>
-      </w:r>
-      <w:r>
-        <w:rPr>
-          <w:rFonts w:ascii="Georgia" w:hAnsi="Georgia"/>
-          <w:sz w:val="22"/>
-          <w:szCs w:val="22"/>
-        </w:rPr>
-        <w:t xml:space="preserve"> down with it (a series cannot outlive its mothership).</w:t>
+        <w:t xml:space="preserve">: Florida adds a $400 penalty that is automatic and cannot be waived. Ignore it long enough and the company is administratively dissolved. Administrative dissolution also dissolves the company’s protected series and requires them to wind up; it does not immediately terminate their existence.</w:t>
       </w:r>
     </w:p>
     <w:p>
@@ -15977,7 +15960,7 @@
           <w:sz w:val="22"/>
           <w:szCs w:val="22"/>
         </w:rPr>
-        <w:t xml:space="preserve"> — the state's termination of an LLC for ignoring filing duties; kills every series with the company.</w:t>
+        <w:t xml:space="preserve"> — dissolution by the state for failing to meet statutory requirements. The company continues to exist for winding up, and its protected series must also wind up. Dissolution is not immediate termination; reinstatement can allow the company and its series to resume operations.</w:t>
       </w:r>
     </w:p>
     <w:p>

--- a/docs/word/Series LLC Owners Manual - REVISED DRAFT.docx
+++ b/docs/word/Series LLC Owners Manual - REVISED DRAFT.docx
@@ -4145,7 +4145,7 @@
                 <w:sz w:val="20"/>
                 <w:szCs w:val="20"/>
               </w:rPr>
-              <w:t xml:space="preserve">Manager-Managed, S Corporation</w:t>
+              <w:t xml:space="preserve">Manager-Managed, Multiple Members, S Corporation</w:t>
             </w:r>
           </w:p>
         </w:tc>
@@ -4229,7 +4229,7 @@
                 <w:sz w:val="20"/>
                 <w:szCs w:val="20"/>
               </w:rPr>
-              <w:t xml:space="preserve">Member-Managed, S Corporation</w:t>
+              <w:t xml:space="preserve">Member-Managed, Multiple Members, S Corporation</w:t>
             </w:r>
           </w:p>
         </w:tc>
@@ -7380,7 +7380,7 @@
           <w:sz w:val="22"/>
           <w:szCs w:val="22"/>
         </w:rPr>
-        <w:t xml:space="preserve"> If §5.4(b) requires a majority of ownership to encumber real property, say the same thing in the statement. A statement that contradicts your operating agreement creates the exact ambiguity you filed it to avoid — which is why your agreement provides that any statement you file must be consistent with it.</w:t>
+        <w:t xml:space="preserve"> For example, if you use a member-managed, multi-member agreement and §5.4(b) requires a majority of ownership to encumber real property, say the same thing in the statement. A statement that contradicts your operating agreement creates the exact ambiguity you filed it to avoid — which is why your agreement provides that any statement you file must be consistent with it.</w:t>
       </w:r>
     </w:p>
     <w:p>

--- a/docs/word/Series LLC Owners Manual - REVISED DRAFT.docx
+++ b/docs/word/Series LLC Owners Manual - REVISED DRAFT.docx
@@ -4567,7 +4567,7 @@
                 <w:sz w:val="20"/>
                 <w:szCs w:val="20"/>
               </w:rPr>
-              <w:t xml:space="preserve">The owners: membership interests as simple percentages, the rule that no owner holds any series directly, voting (multi-owner), the transfer-on-death designation (Section 23), and — in the multi-owner forms — the member duties that power the bankruptcy protections</w:t>
+              <w:t xml:space="preserve">The owners: membership interests as percentages or fractions of the whole, the rule that no owner holds any series directly, voting (multi-owner), the transfer-on-death designation (Section 23), and — in the multi-owner forms — the member duties that power the bankruptcy protections</w:t>
             </w:r>
           </w:p>
         </w:tc>
@@ -17183,6 +17183,12 @@
   <w:style w:type="paragraph" w:default="1" w:styleId="Normal">
     <w:name w:val="Normal"/>
   </w:style>
+  <w:style w:type="character" w:styleId="DraftingChoice">
+    <w:name w:val="Drafting Choice"/>
+    <w:rPr>
+      <w:i/>
+    </w:rPr>
+  </w:style>
   <w:style w:type="paragraph" w:styleId="Heading1">
     <w:name w:val="heading 1"/>
     <w:basedOn w:val="Normal"/>

--- a/docs/word/Series LLC Owners Manual - REVISED DRAFT.docx
+++ b/docs/word/Series LLC Owners Manual - REVISED DRAFT.docx
@@ -6948,6 +6948,21 @@
     </w:p>
     <w:p>
       <w:pPr>
+        <w:widowControl/>
+        <w:spacing w:after="160"/>
+        <w:jc w:val="both"/>
+      </w:pPr>
+      <w:r>
+        <w:rPr>
+          <w:rFonts w:ascii="Georgia" w:hAnsi="Georgia"/>
+          <w:sz w:val="22"/>
+          <w:szCs w:val="22"/>
+        </w:rPr>
+        <w:t xml:space="preserve">If you choose to file a statement of authority, identify the entity that holds the property. A statement concerning property held by the company identifies the company; a statement concerning property held by a protected series identifies that protected series. The company-form instructions below should not be used for a series filing without confirming the Division’s filing requirements for that series.</w:t>
+      </w:r>
+    </w:p>
+    <w:p>
+      <w:pPr>
         <w:keepNext/>
         <w:widowControl/>
         <w:spacing w:after="160"/>
@@ -6959,7 +6974,7 @@
           <w:sz w:val="22"/>
           <w:szCs w:val="22"/>
         </w:rPr>
-        <w:t xml:space="preserve">If you decide to file, four steps:</w:t>
+        <w:t xml:space="preserve">For a company filing, four steps:</w:t>
       </w:r>
     </w:p>
     <w:tbl>

--- a/docs/word/Series LLC Owners Manual - REVISED DRAFT.docx
+++ b/docs/word/Series LLC Owners Manual - REVISED DRAFT.docx
@@ -6948,21 +6948,6 @@
     </w:p>
     <w:p>
       <w:pPr>
-        <w:widowControl/>
-        <w:spacing w:after="160"/>
-        <w:jc w:val="both"/>
-      </w:pPr>
-      <w:r>
-        <w:rPr>
-          <w:rFonts w:ascii="Georgia" w:hAnsi="Georgia"/>
-          <w:sz w:val="22"/>
-          <w:szCs w:val="22"/>
-        </w:rPr>
-        <w:t xml:space="preserve">If you choose to file a statement of authority, identify the entity that holds the property. A statement concerning property held by the company identifies the company; a statement concerning property held by a protected series identifies that protected series. The company-form instructions below should not be used for a series filing without confirming the Division’s filing requirements for that series.</w:t>
-      </w:r>
-    </w:p>
-    <w:p>
-      <w:pPr>
         <w:keepNext/>
         <w:widowControl/>
         <w:spacing w:after="160"/>
@@ -6974,7 +6959,7 @@
           <w:sz w:val="22"/>
           <w:szCs w:val="22"/>
         </w:rPr>
-        <w:t xml:space="preserve">For a company filing, four steps:</w:t>
+        <w:t xml:space="preserve">If you decide to file, four steps:</w:t>
       </w:r>
     </w:p>
     <w:tbl>

--- a/docs/word/Series LLC Owners Manual - REVISED DRAFT.docx
+++ b/docs/word/Series LLC Owners Manual - REVISED DRAFT.docx
@@ -7324,7 +7324,7 @@
                 <w:sz w:val="20"/>
                 <w:szCs w:val="20"/>
               </w:rPr>
-              <w:t xml:space="preserve">every county where the company or a series owns real property.</w:t>
+              <w:t xml:space="preserve">every county where the company owns real property.</w:t>
             </w:r>
             <w:r>
               <w:rPr>
@@ -7710,6 +7710,7 @@
     </w:p>
     <w:p>
       <w:pPr>
+        <w:keepNext/>
         <w:keepLines/>
         <w:widowControl/>
         <w:spacing w:after="80"/>
@@ -7726,6 +7727,7 @@
     </w:p>
     <w:p>
       <w:pPr>
+        <w:keepNext/>
         <w:keepLines/>
         <w:widowControl/>
         <w:spacing w:after="80"/>

--- a/docs/word/Series LLC Owners Manual - REVISED DRAFT.docx
+++ b/docs/word/Series LLC Owners Manual - REVISED DRAFT.docx
@@ -1685,7 +1685,7 @@
           <w:sz w:val="22"/>
           <w:szCs w:val="22"/>
         </w:rPr>
-        <w:t xml:space="preserve"> is the one every LLC has: the company's debts belong to the company, not to you. Under s. 605.2401, Florida Statutes, no member or manager is personally liable for a debt of the company </w:t>
+        <w:t xml:space="preserve"> is the one every LLC has: the company's debts belong to the company, not to you. Under ss. 605.0304 and 605.2401, Florida Statutes, no member or manager is personally liable for a debt of the company </w:t>
       </w:r>
       <w:r>
         <w:rPr>
@@ -3486,7 +3486,7 @@
           <w:sz w:val="22"/>
           <w:szCs w:val="22"/>
         </w:rPr>
-        <w:t xml:space="preserve"> LLC the moment it files its first </w:t>
+        <w:t xml:space="preserve"> LLC when its first </w:t>
       </w:r>
       <w:r>
         <w:rPr>
@@ -3503,7 +3503,7 @@
           <w:sz w:val="22"/>
           <w:szCs w:val="22"/>
         </w:rPr>
-        <w:t xml:space="preserve">. Facts worth knowing, from the Division itself: the filing is </w:t>
+        <w:t xml:space="preserve"> takes effect. Facts worth knowing, from the Division itself: the filing is </w:t>
       </w:r>
       <w:r>
         <w:rPr>
@@ -4743,24 +4743,7 @@
                 <w:sz w:val="20"/>
                 <w:szCs w:val="20"/>
               </w:rPr>
-              <w:t xml:space="preserve">Money: contributions (always made </w:t>
-            </w:r>
-            <w:r>
-              <w:rPr>
-                <w:rFonts w:ascii="Georgia" w:hAnsi="Georgia"/>
-                <w:i/>
-                <w:sz w:val="20"/>
-                <w:szCs w:val="20"/>
-              </w:rPr>
-              <w:t xml:space="preserve">to a specific silo</w:t>
-            </w:r>
-            <w:r>
-              <w:rPr>
-                <w:rFonts w:ascii="Georgia" w:hAnsi="Georgia"/>
-                <w:sz w:val="20"/>
-                <w:szCs w:val="20"/>
-              </w:rPr>
-              <w:t xml:space="preserve"> and recorded), capital accounts (multi-member partnership forms only; contribution records elsewhere), distributions — always </w:t>
+              <w:t xml:space="preserve">Money: capital contributions (members contribute to the Company; the Company contributes to its series, with both steps recorded), capital accounts (multi-member partnership forms only; contribution records elsewhere), distributions — always </w:t>
             </w:r>
             <w:r>
               <w:rPr>
@@ -5171,31 +5154,31 @@
           <w:sz w:val="22"/>
           <w:szCs w:val="22"/>
         </w:rPr>
-        <w:t xml:space="preserve">Additional capital calls (§6.2).</w:t>
-      </w:r>
-      <w:r>
-        <w:rPr>
-          <w:rFonts w:ascii="Georgia" w:hAnsi="Georgia"/>
-          <w:sz w:val="22"/>
-          <w:szCs w:val="22"/>
-        </w:rPr>
-        <w:t xml:space="preserve"> If you included it, owners holding more than 50% of the ownership interests held by members can require everyone to contribute more money, in proportion to ownership, up to the annual per-owner cap you set. The cap is what protects a minority owner from being bled by repeated calls. If you omitted it, no owner can ever be forced to put in another dollar — friendlier to passive investors, but the company must then fund shortfalls through loans or new members. Including it also strengthens Article 11 (see Section 23), which is built on the owners owing each other ongoing obligations.</w:t>
-      </w:r>
-    </w:p>
-    <w:p>
-      <w:pPr>
-        <w:widowControl/>
-        <w:spacing w:after="160"/>
-        <w:jc w:val="both"/>
-      </w:pPr>
-      <w:r>
-        <w:rPr>
-          <w:rFonts w:ascii="Georgia" w:hAnsi="Georgia"/>
-          <w:b/>
-          <w:sz w:val="22"/>
-          <w:szCs w:val="22"/>
-        </w:rPr>
-        <w:t xml:space="preserve">Competition (§4.7).</w:t>
+        <w:t xml:space="preserve">Additional capital calls (§6.2, multi-member forms only).</w:t>
+      </w:r>
+      <w:r>
+        <w:rPr>
+          <w:rFonts w:ascii="Georgia" w:hAnsi="Georgia"/>
+          <w:sz w:val="22"/>
+          <w:szCs w:val="22"/>
+        </w:rPr>
+        <w:t xml:space="preserve"> If you included it, owners holding more than 50% of the ownership interests held by members can require everyone to contribute more money to the Company, in proportion to ownership, up to the annual per-owner cap you set. The cap is what protects a minority owner from being bled by repeated calls. If you omitted it, Sections 6.2, 6.3 and 11.1(a) are reserved and the related references in 6.6, 14.5 and 15.1(b) are adjusted. Unpaid initial contributions required by Section 6.1 remain due, but there is no additional-capital-call obligation under Section 6.2. The company must fund later shortfalls through loans or new members. Including it also strengthens Article 11 (see Section 23), which is built on the owners owing each other ongoing obligations.</w:t>
+      </w:r>
+    </w:p>
+    <w:p>
+      <w:pPr>
+        <w:widowControl/>
+        <w:spacing w:after="160"/>
+        <w:jc w:val="both"/>
+      </w:pPr>
+      <w:r>
+        <w:rPr>
+          <w:rFonts w:ascii="Georgia" w:hAnsi="Georgia"/>
+          <w:b/>
+          <w:sz w:val="22"/>
+          <w:szCs w:val="22"/>
+        </w:rPr>
+        <w:t xml:space="preserve">Competition (§4.7, multi-member forms only).</w:t>
       </w:r>
       <w:r>
         <w:rPr>
@@ -6045,7 +6028,7 @@
           <w:sz w:val="22"/>
           <w:szCs w:val="22"/>
         </w:rPr>
-        <w:t xml:space="preserve">: an asset acquired by an instrument naming a series is that series' associated asset from the date of acquisition. For real property Florida goes further: a properly recorded deed or instrument naming the series serves as an association record by statute (s. 605.2301(2)(b)). Every correctly titled asset is a brick in your evidentiary wall.</w:t>
+        <w:t xml:space="preserve">: an asset acquired by an instrument naming a series is that series' associated asset from the date of acquisition. For real property Florida goes further: a properly recorded deed or instrument naming the series serves as an association record by statute to the extent it is in favor of a person giving value without knowledge of the signer's lack of authority (s. 605.2301(2)(b)). Every correctly titled asset is a brick in your evidentiary wall.</w:t>
       </w:r>
     </w:p>
     <w:p>
@@ -6102,32 +6085,15 @@
           <w:sz w:val="22"/>
           <w:szCs w:val="22"/>
         </w:rPr>
-        <w:t xml:space="preserve">Funding a series (contributions).</w:t>
-      </w:r>
-      <w:r>
-        <w:rPr>
-          <w:rFonts w:ascii="Georgia" w:hAnsi="Georgia"/>
-          <w:sz w:val="22"/>
-          <w:szCs w:val="22"/>
-        </w:rPr>
-        <w:t xml:space="preserve"> When you put your own money or property into a series, that is a capital contribution. Your agreement requires each contribution to be made </w:t>
-      </w:r>
-      <w:r>
-        <w:rPr>
-          <w:rFonts w:ascii="Georgia" w:hAnsi="Georgia"/>
-          <w:i/>
-          <w:sz w:val="22"/>
-          <w:szCs w:val="22"/>
-        </w:rPr>
-        <w:t xml:space="preserve">to a specific silo</w:t>
-      </w:r>
-      <w:r>
-        <w:rPr>
-          <w:rFonts w:ascii="Georgia" w:hAnsi="Georgia"/>
-          <w:sz w:val="22"/>
-          <w:szCs w:val="22"/>
-        </w:rPr>
-        <w:t xml:space="preserve">, deposited to that silo's account, and recorded (Article 6; the Series Exhibit's contribution line). The record answers s. 605.2301's second question — when and from whom the asset came.</w:t>
+        <w:t xml:space="preserve">Funding a series (capital contributions).</w:t>
+      </w:r>
+      <w:r>
+        <w:rPr>
+          <w:rFonts w:ascii="Georgia" w:hAnsi="Georgia"/>
+          <w:sz w:val="22"/>
+          <w:szCs w:val="22"/>
+        </w:rPr>
+        <w:t xml:space="preserve"> Members contribute money or property to the Company. The Company, which owns every series, then contributes it to the intended series. Record the member-to-Company contribution in the Company's records and the Company-to-series contribution in that series' records and Series Exhibit (Article 6). Deposit money to the respective accounts and document both steps for s. 605.2301. A separately documented loan or sale is a different transaction; do not label it a capital contribution.</w:t>
       </w:r>
     </w:p>
     <w:p>
@@ -6534,7 +6500,7 @@
           <w:sz w:val="22"/>
           <w:szCs w:val="22"/>
         </w:rPr>
-        <w:t xml:space="preserve"> Grantee: the series' full filed name. Signature block: Section 13's format. Record it. A recorded instrument naming the series is conclusive evidence in favor of good-faith third parties and doubles as an association record (s. 605.2301(2)(b)) — recording is not optional.</w:t>
+        <w:t xml:space="preserve"> Grantee: the series' full filed name. Signature block: Section 13's format. Record it. A recorded instrument naming the series is conclusive of the signer's authority and serves as an association record to the extent it is in favor of a person giving value without knowledge of a lack of authority (s. 605.2301(2)(b)) — recording is not optional.</w:t>
       </w:r>
     </w:p>
     <w:p>
@@ -12470,7 +12436,7 @@
           <w:sz w:val="22"/>
           <w:szCs w:val="22"/>
         </w:rPr>
-        <w:t xml:space="preserve"> members and managers are not personally liable for company or series debts by status (s. 605.2401; agreement §3.3(d)). Personal liability comes from personal conduct: your own torts, your personal guarantees, your bare signatures.</w:t>
+        <w:t xml:space="preserve"> members and managers are not personally liable for company or series debts by status (ss. 605.0304 and 605.2401; agreement §3.3(d)). Personal liability comes from personal conduct: your own torts, your personal guarantees, your bare signatures.</w:t>
       </w:r>
     </w:p>
     <w:p>
@@ -12591,7 +12557,7 @@
           <w:sz w:val="22"/>
           <w:szCs w:val="22"/>
         </w:rPr>
-        <w:t xml:space="preserve"> members also owe the contractual duties in Article 4 — participation in governance, confidentiality, non-disparagement, plus the optional capital-call and noncompetition duties if selected. They matter twice: as real obligations, and as the anchors of the bankruptcy protections in Section 23.</w:t>
+        <w:t xml:space="preserve"> members also owe the contractual duties in Article 4 — participation in governance, confidentiality, non-disparagement, plus the optional capital-call duty in Section 6.2 and noncompetition duty in Section 4.7 if selected. They matter twice: as real obligations, and as the anchors of the bankruptcy protections in Section 23.</w:t>
       </w:r>
     </w:p>
     <w:p>
@@ -13390,24 +13356,7 @@
           <w:sz w:val="22"/>
           <w:szCs w:val="22"/>
         </w:rPr>
-        <w:t xml:space="preserve">3. File the </w:t>
-      </w:r>
-      <w:r>
-        <w:rPr>
-          <w:rFonts w:ascii="Georgia" w:hAnsi="Georgia"/>
-          <w:b/>
-          <w:sz w:val="22"/>
-          <w:szCs w:val="22"/>
-        </w:rPr>
-        <w:t xml:space="preserve">articles of protected series dissolution</w:t>
-      </w:r>
-      <w:r>
-        <w:rPr>
-          <w:rFonts w:ascii="Georgia" w:hAnsi="Georgia"/>
-          <w:sz w:val="22"/>
-          <w:szCs w:val="22"/>
-        </w:rPr>
-        <w:t xml:space="preserve"> (online), and the series drops from the annual report's list.</w:t>
+        <w:t xml:space="preserve">3. Record dissolution and complete winding up. Section 605.2502 permits articles of protected series dissolution and, after winding up, a statement of designation cancellation. Your agreement requires the responsible Manager or Member to cause the post-winding-up cancellation filing. Do not treat dissolution articles alone as removing the series from the annual report: that requires dissolution and completed winding up under s. 605.2206.</w:t>
       </w:r>
     </w:p>
     <w:p>
@@ -13506,7 +13455,7 @@
           <w:sz w:val="22"/>
           <w:szCs w:val="22"/>
         </w:rPr>
-        <w:t xml:space="preserve"> A protected series can never be a party to those transactions on its own, and the company's options are tightly limited (ss. 605.2602 and 605.2605–605.2607). If a reorganization is ever on the table — selling the whole structure, converting to separate LLCs, moving states — plan it with counsel around these limits.</w:t>
+        <w:t xml:space="preserve"> A protected series can never be a party to those transactions on its own, and the company's options are tightly limited (ss. 605.2602 and 605.2605–605.2607). If a reorganization is ever on the table — selling the whole structure, converting to separate LLCs, moving states — plan it with counsel around these limits. Section 605.2602 expressly preserves the exceptions in ss. 605.2605(2), 605.2606(2) and 605.2607(1); those are company-merger provisions, not permission for a protected series to reorganize independently.</w:t>
       </w:r>
     </w:p>
     <w:p>
@@ -13575,7 +13524,7 @@
           <w:sz w:val="22"/>
           <w:szCs w:val="22"/>
         </w:rPr>
-        <w:t xml:space="preserve"> You built a normal LLC with extra paperwork. The horizontal shield starts at the first filed designation.</w:t>
+        <w:t xml:space="preserve"> You built a normal LLC with extra paperwork. The horizontal shield starts at the first designation taking effect.</w:t>
       </w:r>
     </w:p>
     <w:p>
@@ -15423,7 +15372,7 @@
           <w:sz w:val="22"/>
           <w:szCs w:val="22"/>
         </w:rPr>
-        <w:t xml:space="preserve">☐ All-member consent (documented) → ☐ Adopt and sign the Series Exhibit (name exactly as it will be filed; purpose; capital — no associated members; the company owns it) → ☐ File designation online ($25) → ☐ EIN if needed → ☐ Open the series' bank account → ☐ Fund it (recorded contribution) → ☐ First asset onto the asset schedule → ☐ Insurance in the series' name → ☐ Add the series to the app.</w:t>
+        <w:t xml:space="preserve">☐ Obtain and document all members’ consent → ☐ Sign in to your client portal on our website, select “Order services,” then “Add a Protected Series,” and complete the order → ☐ Adopt and sign the Series Exhibit, using the exact series name, purpose and capital information → ☐ Confirm that the Protected Series Designation has been filed and has taken effect before conducting business through the series → ☐ Obtain an EIN if needed → ☐ Open the series’ bank account → ☐ Fund it, recording member-to-Company and Company-to-series capital contributions separately → ☐ Enter the first asset on the asset schedule → ☐ Arrange insurance in the series’ name.</w:t>
       </w:r>
     </w:p>
     <w:p>
@@ -15455,7 +15404,7 @@
           <w:sz w:val="22"/>
           <w:szCs w:val="22"/>
         </w:rPr>
-        <w:t xml:space="preserve">☐ Confirm which series (and that its exhibit's purpose covers it) → ☐ Approvals per agreement (multi-member: §5.4 manager-managed, §5.5 member-managed, as applicable) → ☐ Transfer document (deed / bill of sale / assignment) naming the series' full filed name → ☐ Consideration documented — price, payor, payee (if from you: recorded contribution; if from another silo: transfer memo + bank movement) → ☐ Re-title / record → ☐ Asset schedule + ledger updated → ☐ Insurance moved → ☐ Related contracts and deposits assigned.</w:t>
+        <w:t xml:space="preserve">☐ Confirm which series (and that its exhibit's purpose covers it) → ☐ Approvals per agreement (multi-member: §5.4 manager-managed, §5.5 member-managed, as applicable) → ☐ Transfer document (deed / bill of sale / assignment) naming the series' full filed name → ☐ Consideration documented — price, payor, payee (if capital from a member: record member-to-Company and Company-to-series contributions separately; document loans or sales as such; if from another silo: transfer memo + bank movement) → ☐ Re-title / record → ☐ Asset schedule + ledger updated → ☐ Insurance moved → ☐ Related contracts and deposits assigned.</w:t>
       </w:r>
     </w:p>
     <w:p>
@@ -15636,7 +15585,7 @@
           <w:sz w:val="21"/>
           <w:szCs w:val="21"/>
         </w:rPr>
-        <w:t xml:space="preserve">Consideration: [$______, paid by Sunshine Holdings, LLC - PS 1 to (payee)] / [contribution by (member name) recorded in the Series Exhibit]</w:t>
+        <w:t xml:space="preserve">Consideration: [$______, paid by Sunshine Holdings, LLC - PS 1 to (payee)] / [capital contribution by the Company recorded in the Series Exhibit; the member's preceding contribution to the Company is recorded separately]</w:t>
       </w:r>
     </w:p>
     <w:p>
@@ -16097,7 +16046,7 @@
           <w:sz w:val="22"/>
           <w:szCs w:val="22"/>
         </w:rPr>
-        <w:t xml:space="preserve"> — money or property an owner puts into a specific silo.</w:t>
+        <w:t xml:space="preserve"> — money or property a member contributes to the Company, or the Company contributes to its wholly owned series, with each step separately recorded.</w:t>
       </w:r>
     </w:p>
     <w:p>
@@ -16724,7 +16673,7 @@
           <w:sz w:val="22"/>
           <w:szCs w:val="22"/>
         </w:rPr>
-        <w:t xml:space="preserve"> (s. 605.2404 tests association at enforcement, not just when the liability arose). Title the new property into the old series and you have staked your new investment against the old property's unknown past — the clean compartment you paid for is gone exactly where you need it most. A fresh series costs $50 and gives the new property the one thing the structure exists to provide: a silo with no history. The same logic applies to the sale proceeds: don't leave them parked in the old series, where the old property's tail can reach them — distribute them up to the company, documented, and fund the new purchase into the new series as a recorded contribution (Section 10). Keep the old series alive and empty until you and your advisor are satisfied its exposure has passed, then dissolve it (Section 26) — and never reuse its name or ledger (the same rule Section 26 already gives you).</w:t>
+        <w:t xml:space="preserve"> (s. 605.2404 tests association at enforcement, not just when the liability arose). Title the new property into the old series and you have staked your new investment against the old property's unknown past — the clean compartment you paid for is gone exactly where you need it most. A fresh series costs $50 and gives the new property the one thing the structure exists to provide: a silo with no history. To order it through our website, sign in to your client portal, select “Order services,” then “Add a Protected Series.” The same logic applies to the sale proceeds: don't leave them parked in the old series, where the old property's tail can reach them — distribute them up to the company, documented, and fund the new purchase through a recorded Company-to-series contribution (Section 10). Keep the old series alive and empty until you and your advisor are satisfied its exposure has passed, then dissolve it (Section 26) — and never reuse its name or ledger (the same rule Section 26 already gives you).</w:t>
       </w:r>
     </w:p>
     <w:p>
@@ -17079,7 +17028,7 @@
           <w:sz w:val="22"/>
           <w:szCs w:val="22"/>
         </w:rPr>
-        <w:t xml:space="preserve">© 2026 MyFloridaSeriesLLC. This manual may be updated as Florida law and federal rules evolve; the portal always holds the current edition. Statutory citations verified against Official Florida Statutes: ss. 48.062, 220.02, 605.0302, 605.0410, 605.0503, 605.0602, 605.0714, 605.1103, 605.04074, 605.2101–605.2802, 711.50–711.512; former s. 212.031 (historical commercial-rent tax); Ch. 726; Prop. Treas. Reg. §301.7701-1(a)(5); FinCEN final rule (effective Aug. 14, 2026; fincen.gov/boi); Florida Division of Corporations series LLC filing guidance.</w:t>
+        <w:t xml:space="preserve">© 2026 MyFloridaSeriesLLC. This manual may be updated as Florida law and federal rules evolve; the portal always holds the current edition. Statutory citations verified against Official Florida Statutes: ss. 48.062, 220.02, 605.0302, 605.0304, 605.0410, 605.0503, 605.0602, 605.0714, 605.1103, 605.04074, 605.2101–605.2802, 711.50–711.512; former s. 212.031 (historical commercial-rent tax); Ch. 726; Prop. Treas. Reg. §301.7701-1(a)(5); FinCEN final rule (effective Aug. 14, 2026; fincen.gov/boi); Florida Division of Corporations series LLC filing guidance.</w:t>
       </w:r>
     </w:p>
     <w:sectPr>
